--- a/Миграция на Net Core.docx
+++ b/Миграция на Net Core.docx
@@ -1,35 +1,186 @@
 
 <file path=word/document.xml><?xml version="1.0" encoding="utf-8"?>
-<w:document xmlns:wpc="http://schemas.microsoft.com/office/word/2010/wordprocessingCanvas" xmlns:cx="http://schemas.microsoft.com/office/drawing/2014/chartex" xmlns:cx1="http://schemas.microsoft.com/office/drawing/2015/9/8/chartex" xmlns:cx2="http://schemas.microsoft.com/office/drawing/2015/10/21/chartex" xmlns:cx3="http://schemas.microsoft.com/office/drawing/2016/5/9/chartex" xmlns:cx4="http://schemas.microsoft.com/office/drawing/2016/5/10/chartex" xmlns:cx5="http://schemas.microsoft.com/office/drawing/2016/5/11/chartex" xmlns:cx6="http://schemas.microsoft.com/office/drawing/2016/5/12/chartex" xmlns:cx7="http://schemas.microsoft.com/office/drawing/2016/5/13/chartex" xmlns:cx8="http://schemas.microsoft.com/office/drawing/2016/5/14/chartex" xmlns:mc="http://schemas.openxmlformats.org/markup-compatibility/2006" xmlns:aink="http://schemas.microsoft.com/office/drawing/2016/ink" xmlns:am3d="http://schemas.microsoft.com/office/drawing/2017/model3d" xmlns:o="urn:schemas-microsoft-com:office:office" xmlns:r="http://schemas.openxmlformats.org/officeDocument/2006/relationships" xmlns:m="http://schemas.openxmlformats.org/officeDocument/2006/math" xmlns:v="urn:schemas-microsoft-com:vml" xmlns:wp14="http://schemas.microsoft.com/office/word/2010/wordprocessingDrawing" xmlns:wp="http://schemas.openxmlformats.org/drawingml/2006/wordprocessingDrawing" xmlns:w10="urn:schemas-microsoft-com:office:word" xmlns:w="http://schemas.openxmlformats.org/wordprocessingml/2006/main" xmlns:w14="http://schemas.microsoft.com/office/word/2010/wordml" xmlns:w15="http://schemas.microsoft.com/office/word/2012/wordml" xmlns:w16cex="http://schemas.microsoft.com/office/word/2018/wordml/cex" xmlns:w16cid="http://schemas.microsoft.com/office/word/2016/wordml/cid" xmlns:w16="http://schemas.microsoft.com/office/word/2018/wordml" xmlns:w16sdtdh="http://schemas.microsoft.com/office/word/2020/wordml/sdtdatahash" xmlns:w16se="http://schemas.microsoft.com/office/word/2015/wordml/symex" xmlns:wpg="http://schemas.microsoft.com/office/word/2010/wordprocessingGroup" xmlns:wpi="http://schemas.microsoft.com/office/word/2010/wordprocessingInk" xmlns:wne="http://schemas.microsoft.com/office/word/2006/wordml" xmlns:wps="http://schemas.microsoft.com/office/word/2010/wordprocessingShape" mc:Ignorable="w14 w15 w16se w16cid w16 w16cex w16sdtdh wp14">
+<w:document xmlns:wpc="http://schemas.microsoft.com/office/word/2010/wordprocessingCanvas" xmlns:cx="http://schemas.microsoft.com/office/drawing/2014/chartex" xmlns:cx1="http://schemas.microsoft.com/office/drawing/2015/9/8/chartex" xmlns:cx2="http://schemas.microsoft.com/office/drawing/2015/10/21/chartex" xmlns:cx3="http://schemas.microsoft.com/office/drawing/2016/5/9/chartex" xmlns:cx4="http://schemas.microsoft.com/office/drawing/2016/5/10/chartex" xmlns:cx5="http://schemas.microsoft.com/office/drawing/2016/5/11/chartex" xmlns:cx6="http://schemas.microsoft.com/office/drawing/2016/5/12/chartex" xmlns:cx7="http://schemas.microsoft.com/office/drawing/2016/5/13/chartex" xmlns:cx8="http://schemas.microsoft.com/office/drawing/2016/5/14/chartex" xmlns:mc="http://schemas.openxmlformats.org/markup-compatibility/2006" xmlns:aink="http://schemas.microsoft.com/office/drawing/2016/ink" xmlns:am3d="http://schemas.microsoft.com/office/drawing/2017/model3d" xmlns:o="urn:schemas-microsoft-com:office:office" xmlns:oel="http://schemas.microsoft.com/office/2019/extlst" xmlns:r="http://schemas.openxmlformats.org/officeDocument/2006/relationships" xmlns:m="http://schemas.openxmlformats.org/officeDocument/2006/math" xmlns:v="urn:schemas-microsoft-com:vml" xmlns:wp14="http://schemas.microsoft.com/office/word/2010/wordprocessingDrawing" xmlns:wp="http://schemas.openxmlformats.org/drawingml/2006/wordprocessingDrawing" xmlns:w10="urn:schemas-microsoft-com:office:word" xmlns:w="http://schemas.openxmlformats.org/wordprocessingml/2006/main" xmlns:w14="http://schemas.microsoft.com/office/word/2010/wordml" xmlns:w15="http://schemas.microsoft.com/office/word/2012/wordml" xmlns:w16cex="http://schemas.microsoft.com/office/word/2018/wordml/cex" xmlns:w16cid="http://schemas.microsoft.com/office/word/2016/wordml/cid" xmlns:w16="http://schemas.microsoft.com/office/word/2018/wordml" xmlns:w16du="http://schemas.microsoft.com/office/word/2023/wordml/word16du" xmlns:w16sdtdh="http://schemas.microsoft.com/office/word/2020/wordml/sdtdatahash" xmlns:w16sdtfl="http://schemas.microsoft.com/office/word/2024/wordml/sdtformatlock" xmlns:w16se="http://schemas.microsoft.com/office/word/2015/wordml/symex" xmlns:wpg="http://schemas.microsoft.com/office/word/2010/wordprocessingGroup" xmlns:wpi="http://schemas.microsoft.com/office/word/2010/wordprocessingInk" xmlns:wne="http://schemas.microsoft.com/office/word/2006/wordml" xmlns:wps="http://schemas.microsoft.com/office/word/2010/wordprocessingShape" mc:Ignorable="w14 w15 w16se w16cid w16 w16cex w16sdtdh w16sdtfl w16du wp14">
   <w:body>
     <w:p>
       <w:pPr>
         <w:rPr>
-          <w:lang w:val="en-US"/>
-        </w:rPr>
-      </w:pPr>
-      <w:r>
-        <w:rPr>
-          <w:lang w:val="en-US"/>
-        </w:rPr>
-        <w:t>Visual Studio Community 2022</w:t>
-      </w:r>
-    </w:p>
-    <w:p>
-      <w:r>
-        <w:rPr>
-          <w:lang w:val="en-US"/>
-        </w:rPr>
+          <w:b/>
+          <w:bCs/>
+        </w:rPr>
+      </w:pPr>
+      <w:r>
+        <w:rPr>
+          <w:b/>
+          <w:bCs/>
+        </w:rPr>
+        <w:t xml:space="preserve">Миграция на </w:t>
+      </w:r>
+      <w:r>
+        <w:rPr>
+          <w:b/>
+          <w:bCs/>
+          <w:lang w:val="en-US"/>
+        </w:rPr>
+        <w:t>NET 8.0</w:t>
+      </w:r>
+    </w:p>
+    <w:p>
+      <w:pPr>
+        <w:pStyle w:val="a3"/>
+      </w:pPr>
+    </w:p>
+    <w:p>
+      <w:r>
+        <w:rPr>
+          <w:lang w:val="en-US"/>
+        </w:rPr>
+        <w:t>Visual</w:t>
+      </w:r>
+      <w:r>
+        <w:t xml:space="preserve"> </w:t>
+      </w:r>
+      <w:r>
+        <w:rPr>
+          <w:lang w:val="en-US"/>
+        </w:rPr>
+        <w:t>Studio</w:t>
+      </w:r>
+      <w:r>
+        <w:t xml:space="preserve"> </w:t>
+      </w:r>
+      <w:r>
+        <w:rPr>
+          <w:lang w:val="en-US"/>
+        </w:rPr>
+        <w:t>Community</w:t>
+      </w:r>
+      <w:r>
+        <w:t xml:space="preserve"> 2022</w:t>
+      </w:r>
+    </w:p>
+    <w:p>
+      <w:r>
         <w:t xml:space="preserve">+ </w:t>
       </w:r>
       <w:r>
         <w:t>языковой пакет Английский</w:t>
       </w:r>
     </w:p>
+    <w:p>
+      <w:pPr>
+        <w:rPr>
+          <w:lang w:val="en-US"/>
+        </w:rPr>
+      </w:pPr>
+    </w:p>
+    <w:p>
+      <w:pPr>
+        <w:rPr>
+          <w:lang w:val="en-US"/>
+        </w:rPr>
+      </w:pPr>
+      <w:r>
+        <w:t xml:space="preserve">Убрать из проекта папки </w:t>
+      </w:r>
+      <w:r>
+        <w:rPr>
+          <w:lang w:val="en-US"/>
+        </w:rPr>
+        <w:t>Help</w:t>
+      </w:r>
+      <w:r>
+        <w:t xml:space="preserve">, </w:t>
+      </w:r>
+      <w:r>
+        <w:rPr>
+          <w:lang w:val="en-US"/>
+        </w:rPr>
+        <w:t>makecron</w:t>
+      </w:r>
+      <w:r>
+        <w:t xml:space="preserve">, </w:t>
+      </w:r>
+      <w:r>
+        <w:rPr>
+          <w:lang w:val="en-US"/>
+        </w:rPr>
+        <w:t>Net</w:t>
+      </w:r>
+      <w:r>
+        <w:t>472</w:t>
+      </w:r>
+      <w:r>
+        <w:t xml:space="preserve">, </w:t>
+      </w:r>
+      <w:r>
+        <w:t>old</w:t>
+      </w:r>
+    </w:p>
     <w:p/>
     <w:p>
-      <w:r>
-        <w:t xml:space="preserve">Обновить расширения и </w:t>
+      <w:pPr>
+        <w:rPr>
+          <w:lang w:val="en-US"/>
+        </w:rPr>
+      </w:pPr>
+      <w:r>
+        <w:t>Установить</w:t>
+      </w:r>
+      <w:r>
+        <w:rPr>
+          <w:lang w:val="en-US"/>
+        </w:rPr>
+        <w:t xml:space="preserve"> </w:t>
+      </w:r>
+      <w:r>
+        <w:rPr>
+          <w:lang w:val="en-US"/>
+        </w:rPr>
+        <w:t>Upgrade Assistent</w:t>
+      </w:r>
+    </w:p>
+    <w:p>
+      <w:pPr>
+        <w:rPr>
+          <w:lang w:val="en-US"/>
+        </w:rPr>
+      </w:pPr>
+      <w:r>
+        <w:rPr>
+          <w:lang w:val="en-US"/>
+        </w:rPr>
+        <w:t>dotnet tool install -g upgrade-assistant</w:t>
+      </w:r>
+    </w:p>
+    <w:p>
+      <w:pPr>
+        <w:rPr>
+          <w:lang w:val="en-US"/>
+        </w:rPr>
+      </w:pPr>
+    </w:p>
+    <w:p>
+      <w:r>
+        <w:t>Выполнить</w:t>
+      </w:r>
+      <w:r>
+        <w:rPr>
+          <w:lang w:val="en-US"/>
+        </w:rPr>
+        <w:br/>
+      </w:r>
+      <w:r>
+        <w:rPr>
+          <w:lang w:val="en-US"/>
+        </w:rPr>
+        <w:t xml:space="preserve">upgrade-assistant upgrade .\SQLGen.csproj </w:t>
+      </w:r>
+    </w:p>
+    <w:p/>
+    <w:p>
+      <w:r>
+        <w:t xml:space="preserve">Обновить </w:t>
       </w:r>
       <w:r>
         <w:rPr>
@@ -48,325 +199,1650 @@
     <w:p>
       <w:pPr>
         <w:rPr>
-          <w:lang w:val="en-US"/>
-        </w:rPr>
-      </w:pPr>
-      <w:r>
-        <w:rPr>
-          <w:lang w:val="en-US"/>
-        </w:rPr>
-        <w:t>upgrade-assistant upgrade .\</w:t>
-      </w:r>
-      <w:proofErr w:type="spellStart"/>
-      <w:r>
-        <w:rPr>
-          <w:lang w:val="en-US"/>
-        </w:rPr>
-        <w:t>SQLGen.csproj</w:t>
-      </w:r>
-      <w:proofErr w:type="spellEnd"/>
-      <w:r>
-        <w:rPr>
-          <w:lang w:val="en-US"/>
-        </w:rPr>
-        <w:t xml:space="preserve"> --non-interactive</w:t>
-      </w:r>
-    </w:p>
-    <w:p>
-      <w:pPr>
-        <w:rPr>
-          <w:lang w:val="en-US"/>
-        </w:rPr>
-      </w:pPr>
-    </w:p>
-    <w:p>
-      <w:pPr>
-        <w:rPr>
-          <w:rFonts w:ascii="Segoe UI" w:hAnsi="Segoe UI" w:cs="Segoe UI"/>
-          <w:color w:val="666666"/>
-          <w:sz w:val="21"/>
-          <w:szCs w:val="21"/>
-          <w:shd w:val="clear" w:color="auto" w:fill="FFFFFF"/>
-          <w:lang w:val="en-US"/>
-        </w:rPr>
-      </w:pPr>
-      <w:r>
-        <w:rPr>
-          <w:rFonts w:ascii="Segoe UI" w:hAnsi="Segoe UI" w:cs="Segoe UI"/>
-          <w:color w:val="666666"/>
-          <w:sz w:val="21"/>
-          <w:szCs w:val="21"/>
-          <w:shd w:val="clear" w:color="auto" w:fill="FFFFFF"/>
-          <w:lang w:val="en-US"/>
-        </w:rPr>
-        <w:t>Remove '</w:t>
-      </w:r>
-      <w:proofErr w:type="spellStart"/>
-      <w:proofErr w:type="gramStart"/>
-      <w:r>
-        <w:rPr>
-          <w:rFonts w:ascii="Segoe UI" w:hAnsi="Segoe UI" w:cs="Segoe UI"/>
-          <w:color w:val="666666"/>
-          <w:sz w:val="21"/>
-          <w:szCs w:val="21"/>
-          <w:shd w:val="clear" w:color="auto" w:fill="FFFFFF"/>
-          <w:lang w:val="en-US"/>
-        </w:rPr>
-        <w:t>Microsoft.Office.Interop.Excel</w:t>
-      </w:r>
-      <w:proofErr w:type="spellEnd"/>
-      <w:proofErr w:type="gramEnd"/>
-      <w:r>
-        <w:rPr>
-          <w:rFonts w:ascii="Segoe UI" w:hAnsi="Segoe UI" w:cs="Segoe UI"/>
-          <w:color w:val="666666"/>
-          <w:sz w:val="21"/>
-          <w:szCs w:val="21"/>
-          <w:shd w:val="clear" w:color="auto" w:fill="FFFFFF"/>
-          <w:lang w:val="en-US"/>
-        </w:rPr>
-        <w:t xml:space="preserve">' </w:t>
-      </w:r>
-      <w:proofErr w:type="spellStart"/>
-      <w:r>
-        <w:rPr>
-          <w:rFonts w:ascii="Segoe UI" w:hAnsi="Segoe UI" w:cs="Segoe UI"/>
-          <w:color w:val="666666"/>
-          <w:sz w:val="21"/>
-          <w:szCs w:val="21"/>
-          <w:shd w:val="clear" w:color="auto" w:fill="FFFFFF"/>
-          <w:lang w:val="en-US"/>
-        </w:rPr>
-        <w:t>nuget</w:t>
-      </w:r>
-      <w:proofErr w:type="spellEnd"/>
-      <w:r>
-        <w:rPr>
-          <w:rFonts w:ascii="Segoe UI" w:hAnsi="Segoe UI" w:cs="Segoe UI"/>
-          <w:color w:val="666666"/>
-          <w:sz w:val="21"/>
-          <w:szCs w:val="21"/>
-          <w:shd w:val="clear" w:color="auto" w:fill="FFFFFF"/>
-          <w:lang w:val="en-US"/>
-        </w:rPr>
-        <w:t xml:space="preserve"> package</w:t>
-      </w:r>
-    </w:p>
-    <w:p>
-      <w:pPr>
-        <w:rPr>
-          <w:rFonts w:ascii="Segoe UI" w:hAnsi="Segoe UI" w:cs="Segoe UI"/>
-          <w:color w:val="666666"/>
-          <w:sz w:val="21"/>
-          <w:szCs w:val="21"/>
-          <w:shd w:val="clear" w:color="auto" w:fill="FFFFFF"/>
-          <w:lang w:val="en-US"/>
-        </w:rPr>
-      </w:pPr>
-    </w:p>
-    <w:p>
-      <w:pPr>
-        <w:rPr>
-          <w:lang w:val="en-US"/>
-        </w:rPr>
-      </w:pPr>
-      <w:r>
-        <w:rPr>
-          <w:rFonts w:ascii="Segoe UI" w:hAnsi="Segoe UI" w:cs="Segoe UI"/>
-          <w:color w:val="666666"/>
-          <w:sz w:val="21"/>
-          <w:szCs w:val="21"/>
-          <w:shd w:val="clear" w:color="auto" w:fill="FFFFFF"/>
-          <w:lang w:val="en-US"/>
-        </w:rPr>
-        <w:t>add reference to 'Microsoft Excel 16.0 Object Library' (right click the project -&gt; 'Add' -&gt; 'Reference' -&gt; search and add 'Microsoft Excel 16.0 Object Library</w:t>
-      </w:r>
-      <w:proofErr w:type="gramStart"/>
-      <w:r>
-        <w:rPr>
-          <w:rFonts w:ascii="Segoe UI" w:hAnsi="Segoe UI" w:cs="Segoe UI"/>
-          <w:color w:val="666666"/>
-          <w:sz w:val="21"/>
-          <w:szCs w:val="21"/>
-          <w:shd w:val="clear" w:color="auto" w:fill="FFFFFF"/>
-          <w:lang w:val="en-US"/>
-        </w:rPr>
-        <w:t>' )</w:t>
-      </w:r>
-      <w:proofErr w:type="gramEnd"/>
-      <w:r>
-        <w:rPr>
-          <w:rFonts w:ascii="Segoe UI" w:hAnsi="Segoe UI" w:cs="Segoe UI"/>
-          <w:color w:val="666666"/>
-          <w:sz w:val="21"/>
-          <w:szCs w:val="21"/>
-          <w:shd w:val="clear" w:color="auto" w:fill="FFFFFF"/>
-          <w:lang w:val="en-US"/>
-        </w:rPr>
+          <w:rFonts w:ascii="Segoe UI" w:hAnsi="Segoe UI" w:cs="Segoe UI"/>
+          <w:color w:val="666666"/>
+          <w:sz w:val="21"/>
+          <w:szCs w:val="21"/>
+          <w:shd w:val="clear" w:color="auto" w:fill="FFFFFF"/>
+        </w:rPr>
+      </w:pPr>
+      <w:r>
+        <w:rPr>
+          <w:lang w:val="en-US"/>
+        </w:rPr>
+        <w:t xml:space="preserve">Assemblies - </w:t>
+      </w:r>
+      <w:r>
+        <w:rPr>
+          <w:rFonts w:ascii="Segoe UI" w:hAnsi="Segoe UI" w:cs="Segoe UI"/>
+          <w:color w:val="666666"/>
+          <w:sz w:val="21"/>
+          <w:szCs w:val="21"/>
+          <w:shd w:val="clear" w:color="auto" w:fill="FFFFFF"/>
+        </w:rPr>
+        <w:t>удалить</w:t>
+      </w:r>
+      <w:r>
+        <w:rPr>
+          <w:rFonts w:ascii="Segoe UI" w:hAnsi="Segoe UI" w:cs="Segoe UI"/>
+          <w:color w:val="666666"/>
+          <w:sz w:val="21"/>
+          <w:szCs w:val="21"/>
+          <w:shd w:val="clear" w:color="auto" w:fill="FFFFFF"/>
+          <w:lang w:val="en-US"/>
+        </w:rPr>
+        <w:t xml:space="preserve"> Microsoft.Office.Interop.Excel</w:t>
+      </w:r>
+    </w:p>
+    <w:p>
+      <w:r>
+        <w:rPr>
+          <w:lang w:val="en-US"/>
+        </w:rPr>
+        <w:t>Packages</w:t>
+      </w:r>
+      <w:r>
+        <w:t xml:space="preserve"> – </w:t>
+      </w:r>
+      <w:r>
+        <w:t>удалить</w:t>
+      </w:r>
+      <w:r>
+        <w:t xml:space="preserve"> </w:t>
+      </w:r>
+      <w:r>
+        <w:rPr>
+          <w:lang w:val="en-US"/>
+        </w:rPr>
+        <w:t>Microsoft</w:t>
+      </w:r>
+      <w:r>
         <w:t>.</w:t>
       </w:r>
-    </w:p>
-    <w:p>
-      <w:pPr>
-        <w:rPr>
-          <w:lang w:val="en-US"/>
-        </w:rPr>
-      </w:pPr>
-    </w:p>
-    <w:p>
-      <w:pPr>
-        <w:rPr>
-          <w:lang w:val="en-US"/>
-        </w:rPr>
-      </w:pPr>
-    </w:p>
-    <w:p>
-      <w:pPr>
-        <w:rPr>
-          <w:lang w:val="en-US"/>
-        </w:rPr>
-      </w:pPr>
-      <w:r>
-        <w:rPr>
-          <w:lang w:val="en-US"/>
-        </w:rPr>
-        <w:t xml:space="preserve">Warning </w:t>
-      </w:r>
-    </w:p>
-    <w:p>
-      <w:pPr>
-        <w:rPr>
-          <w:lang w:val="en-US"/>
-        </w:rPr>
-      </w:pPr>
-      <w:r>
-        <w:t>Собрать</w:t>
-      </w:r>
-      <w:r>
-        <w:rPr>
-          <w:lang w:val="en-US"/>
-        </w:rPr>
-        <w:t xml:space="preserve"> </w:t>
-      </w:r>
-      <w:proofErr w:type="spellStart"/>
-      <w:r>
-        <w:rPr>
-          <w:lang w:val="en-US"/>
-        </w:rPr>
-        <w:t>Registry</w:t>
-      </w:r>
-      <w:r>
-        <w:rPr>
-          <w:lang w:val="en-US"/>
-        </w:rPr>
+      <w:r>
+        <w:rPr>
+          <w:lang w:val="en-US"/>
+        </w:rPr>
+        <w:t>Data</w:t>
+      </w:r>
+      <w:r>
         <w:t>.</w:t>
       </w:r>
       <w:r>
         <w:rPr>
           <w:lang w:val="en-US"/>
         </w:rPr>
-        <w:t>SetValue</w:t>
-      </w:r>
-      <w:proofErr w:type="spellEnd"/>
-      <w:r>
-        <w:rPr>
-          <w:lang w:val="en-US"/>
-        </w:rPr>
+        <w:t>SqlClient</w:t>
+      </w:r>
+      <w:r>
+        <w:t>.</w:t>
+      </w:r>
+      <w:r>
+        <w:rPr>
+          <w:lang w:val="en-US"/>
+        </w:rPr>
+        <w:t>SNI</w:t>
+      </w:r>
+      <w:r>
         <w:t xml:space="preserve">, </w:t>
       </w:r>
-      <w:proofErr w:type="spellStart"/>
-      <w:r>
-        <w:rPr>
-          <w:lang w:val="en-US"/>
-        </w:rPr>
-        <w:t>Registry</w:t>
-      </w:r>
-      <w:r>
-        <w:rPr>
-          <w:lang w:val="en-US"/>
+      <w:r>
+        <w:rPr>
+          <w:lang w:val="en-US"/>
+        </w:rPr>
+        <w:t>WpfCronExpressionUI</w:t>
+      </w:r>
+    </w:p>
+    <w:p>
+      <w:pPr>
+        <w:rPr>
+          <w:rFonts w:ascii="Segoe UI" w:hAnsi="Segoe UI" w:cs="Segoe UI"/>
+          <w:color w:val="666666"/>
+          <w:sz w:val="21"/>
+          <w:szCs w:val="21"/>
+          <w:shd w:val="clear" w:color="auto" w:fill="FFFFFF"/>
+        </w:rPr>
+      </w:pPr>
+      <w:r>
+        <w:rPr>
+          <w:lang w:val="en-US"/>
+        </w:rPr>
+        <w:t>Add COM</w:t>
+      </w:r>
+      <w:r>
+        <w:rPr>
+          <w:lang w:val="en-US"/>
+        </w:rPr>
+        <w:t xml:space="preserve"> Reference</w:t>
+      </w:r>
+      <w:r>
+        <w:rPr>
+          <w:lang w:val="en-US"/>
+        </w:rPr>
+        <w:t xml:space="preserve"> </w:t>
+      </w:r>
+      <w:r>
+        <w:rPr>
+          <w:lang w:val="en-US"/>
+        </w:rPr>
+        <w:t>–</w:t>
+      </w:r>
+      <w:r>
+        <w:rPr>
+          <w:lang w:val="en-US"/>
+        </w:rPr>
+        <w:t xml:space="preserve"> </w:t>
+      </w:r>
+      <w:r>
+        <w:t>выбрать</w:t>
+      </w:r>
+      <w:r>
+        <w:rPr>
+          <w:lang w:val="en-US"/>
+        </w:rPr>
+        <w:t xml:space="preserve"> </w:t>
+      </w:r>
+      <w:r>
+        <w:t>галочкой</w:t>
+      </w:r>
+      <w:r>
+        <w:rPr>
+          <w:lang w:val="en-US"/>
+        </w:rPr>
+        <w:t xml:space="preserve"> </w:t>
+      </w:r>
+      <w:r>
+        <w:rPr>
+          <w:rFonts w:ascii="Segoe UI" w:hAnsi="Segoe UI" w:cs="Segoe UI"/>
+          <w:color w:val="666666"/>
+          <w:sz w:val="21"/>
+          <w:szCs w:val="21"/>
+          <w:shd w:val="clear" w:color="auto" w:fill="FFFFFF"/>
+          <w:lang w:val="en-US"/>
+        </w:rPr>
+        <w:t>Microsoft Excel 16.0 Object Library</w:t>
+      </w:r>
+      <w:r>
+        <w:rPr>
+          <w:rFonts w:ascii="Segoe UI" w:hAnsi="Segoe UI" w:cs="Segoe UI"/>
+          <w:color w:val="666666"/>
+          <w:sz w:val="21"/>
+          <w:szCs w:val="21"/>
+          <w:shd w:val="clear" w:color="auto" w:fill="FFFFFF"/>
+          <w:lang w:val="en-US"/>
+        </w:rPr>
+        <w:t xml:space="preserve"> </w:t>
+      </w:r>
+      <w:r>
+        <w:rPr>
+          <w:rFonts w:ascii="Segoe UI" w:hAnsi="Segoe UI" w:cs="Segoe UI"/>
+          <w:color w:val="666666"/>
+          <w:sz w:val="21"/>
+          <w:szCs w:val="21"/>
+          <w:shd w:val="clear" w:color="auto" w:fill="FFFFFF"/>
+        </w:rPr>
+        <w:t>и</w:t>
+      </w:r>
+      <w:r>
+        <w:rPr>
+          <w:rFonts w:ascii="Segoe UI" w:hAnsi="Segoe UI" w:cs="Segoe UI"/>
+          <w:color w:val="666666"/>
+          <w:sz w:val="21"/>
+          <w:szCs w:val="21"/>
+          <w:shd w:val="clear" w:color="auto" w:fill="FFFFFF"/>
+          <w:lang w:val="en-US"/>
+        </w:rPr>
+        <w:t xml:space="preserve"> </w:t>
+      </w:r>
+      <w:r>
+        <w:rPr>
+          <w:rFonts w:ascii="Segoe UI" w:hAnsi="Segoe UI" w:cs="Segoe UI"/>
+          <w:color w:val="666666"/>
+          <w:sz w:val="21"/>
+          <w:szCs w:val="21"/>
+          <w:shd w:val="clear" w:color="auto" w:fill="FFFFFF"/>
+        </w:rPr>
+        <w:t>добавить</w:t>
+      </w:r>
+      <w:r>
+        <w:rPr>
+          <w:rFonts w:ascii="Segoe UI" w:hAnsi="Segoe UI" w:cs="Segoe UI"/>
+          <w:color w:val="666666"/>
+          <w:sz w:val="21"/>
+          <w:szCs w:val="21"/>
+          <w:shd w:val="clear" w:color="auto" w:fill="FFFFFF"/>
+          <w:lang w:val="en-US"/>
+        </w:rPr>
+        <w:t xml:space="preserve"> </w:t>
+      </w:r>
+      <w:r>
+        <w:rPr>
+          <w:rFonts w:ascii="Segoe UI" w:hAnsi="Segoe UI" w:cs="Segoe UI"/>
+          <w:color w:val="666666"/>
+          <w:sz w:val="21"/>
+          <w:szCs w:val="21"/>
+          <w:shd w:val="clear" w:color="auto" w:fill="FFFFFF"/>
+        </w:rPr>
+        <w:t>в</w:t>
+      </w:r>
+      <w:r>
+        <w:rPr>
+          <w:rFonts w:ascii="Segoe UI" w:hAnsi="Segoe UI" w:cs="Segoe UI"/>
+          <w:color w:val="666666"/>
+          <w:sz w:val="21"/>
+          <w:szCs w:val="21"/>
+          <w:shd w:val="clear" w:color="auto" w:fill="FFFFFF"/>
+          <w:lang w:val="en-US"/>
+        </w:rPr>
+        <w:t xml:space="preserve"> </w:t>
+      </w:r>
+      <w:r>
+        <w:rPr>
+          <w:rFonts w:ascii="Segoe UI" w:hAnsi="Segoe UI" w:cs="Segoe UI"/>
+          <w:color w:val="666666"/>
+          <w:sz w:val="21"/>
+          <w:szCs w:val="21"/>
+          <w:shd w:val="clear" w:color="auto" w:fill="FFFFFF"/>
+        </w:rPr>
+        <w:t>проект</w:t>
+      </w:r>
+    </w:p>
+    <w:p>
+      <w:pPr>
+        <w:rPr>
+          <w:rFonts w:ascii="Segoe UI" w:hAnsi="Segoe UI" w:cs="Segoe UI"/>
+          <w:color w:val="666666"/>
+          <w:sz w:val="21"/>
+          <w:szCs w:val="21"/>
+          <w:shd w:val="clear" w:color="auto" w:fill="FFFFFF"/>
+        </w:rPr>
+      </w:pPr>
+      <w:r>
+        <w:rPr>
+          <w:rFonts w:ascii="Segoe UI" w:hAnsi="Segoe UI" w:cs="Segoe UI"/>
+          <w:color w:val="666666"/>
+          <w:sz w:val="21"/>
+          <w:szCs w:val="21"/>
+          <w:shd w:val="clear" w:color="auto" w:fill="FFFFFF"/>
+        </w:rPr>
+        <w:t>Дописать</w:t>
+      </w:r>
+      <w:r>
+        <w:rPr>
+          <w:rFonts w:ascii="Segoe UI" w:hAnsi="Segoe UI" w:cs="Segoe UI"/>
+          <w:color w:val="666666"/>
+          <w:sz w:val="21"/>
+          <w:szCs w:val="21"/>
+          <w:shd w:val="clear" w:color="auto" w:fill="FFFFFF"/>
+        </w:rPr>
+        <w:t xml:space="preserve"> </w:t>
+      </w:r>
+      <w:r>
+        <w:rPr>
+          <w:rFonts w:ascii="Segoe UI" w:hAnsi="Segoe UI" w:cs="Segoe UI"/>
+          <w:color w:val="666666"/>
+          <w:sz w:val="21"/>
+          <w:szCs w:val="21"/>
+          <w:shd w:val="clear" w:color="auto" w:fill="FFFFFF"/>
+          <w:lang w:val="en-US"/>
+        </w:rPr>
+        <w:t>Microsoft</w:t>
+      </w:r>
+      <w:r>
+        <w:rPr>
+          <w:rFonts w:ascii="Segoe UI" w:hAnsi="Segoe UI" w:cs="Segoe UI"/>
+          <w:color w:val="666666"/>
+          <w:sz w:val="21"/>
+          <w:szCs w:val="21"/>
+          <w:shd w:val="clear" w:color="auto" w:fill="FFFFFF"/>
         </w:rPr>
         <w:t>.</w:t>
       </w:r>
       <w:r>
         <w:rPr>
-          <w:lang w:val="en-US"/>
-        </w:rPr>
-        <w:t>GetValue</w:t>
-      </w:r>
-      <w:proofErr w:type="spellEnd"/>
-      <w:r>
-        <w:rPr>
-          <w:lang w:val="en-US"/>
-        </w:rPr>
-        <w:t xml:space="preserve"> </w:t>
-      </w:r>
-      <w:r>
+          <w:rFonts w:ascii="Segoe UI" w:hAnsi="Segoe UI" w:cs="Segoe UI"/>
+          <w:color w:val="666666"/>
+          <w:sz w:val="21"/>
+          <w:szCs w:val="21"/>
+          <w:shd w:val="clear" w:color="auto" w:fill="FFFFFF"/>
+          <w:lang w:val="en-US"/>
+        </w:rPr>
+        <w:t>Office</w:t>
+      </w:r>
+      <w:r>
+        <w:rPr>
+          <w:rFonts w:ascii="Segoe UI" w:hAnsi="Segoe UI" w:cs="Segoe UI"/>
+          <w:color w:val="666666"/>
+          <w:sz w:val="21"/>
+          <w:szCs w:val="21"/>
+          <w:shd w:val="clear" w:color="auto" w:fill="FFFFFF"/>
+        </w:rPr>
+        <w:t>.</w:t>
+      </w:r>
+      <w:r>
+        <w:rPr>
+          <w:rFonts w:ascii="Segoe UI" w:hAnsi="Segoe UI" w:cs="Segoe UI"/>
+          <w:color w:val="666666"/>
+          <w:sz w:val="21"/>
+          <w:szCs w:val="21"/>
+          <w:shd w:val="clear" w:color="auto" w:fill="FFFFFF"/>
+          <w:lang w:val="en-US"/>
+        </w:rPr>
+        <w:t>Interop</w:t>
+      </w:r>
+      <w:r>
+        <w:rPr>
+          <w:rFonts w:ascii="Segoe UI" w:hAnsi="Segoe UI" w:cs="Segoe UI"/>
+          <w:color w:val="666666"/>
+          <w:sz w:val="21"/>
+          <w:szCs w:val="21"/>
+          <w:shd w:val="clear" w:color="auto" w:fill="FFFFFF"/>
+        </w:rPr>
+        <w:t>.</w:t>
+      </w:r>
+      <w:r>
+        <w:rPr>
+          <w:rFonts w:ascii="Segoe UI" w:hAnsi="Segoe UI" w:cs="Segoe UI"/>
+          <w:color w:val="666666"/>
+          <w:sz w:val="21"/>
+          <w:szCs w:val="21"/>
+          <w:shd w:val="clear" w:color="auto" w:fill="FFFFFF"/>
+          <w:lang w:val="en-US"/>
+        </w:rPr>
+        <w:t>Excel</w:t>
+      </w:r>
+      <w:r>
+        <w:rPr>
+          <w:rFonts w:ascii="Segoe UI" w:hAnsi="Segoe UI" w:cs="Segoe UI"/>
+          <w:color w:val="666666"/>
+          <w:sz w:val="21"/>
+          <w:szCs w:val="21"/>
+          <w:shd w:val="clear" w:color="auto" w:fill="FFFFFF"/>
+        </w:rPr>
+        <w:t xml:space="preserve"> для </w:t>
+      </w:r>
+      <w:r>
+        <w:rPr>
+          <w:rFonts w:ascii="Segoe UI" w:hAnsi="Segoe UI" w:cs="Segoe UI"/>
+          <w:color w:val="666666"/>
+          <w:sz w:val="21"/>
+          <w:szCs w:val="21"/>
+          <w:shd w:val="clear" w:color="auto" w:fill="FFFFFF"/>
+          <w:lang w:val="en-US"/>
+        </w:rPr>
+        <w:t>Range</w:t>
+      </w:r>
+      <w:r>
+        <w:rPr>
+          <w:rFonts w:ascii="Segoe UI" w:hAnsi="Segoe UI" w:cs="Segoe UI"/>
+          <w:color w:val="666666"/>
+          <w:sz w:val="21"/>
+          <w:szCs w:val="21"/>
+          <w:shd w:val="clear" w:color="auto" w:fill="FFFFFF"/>
+        </w:rPr>
+        <w:t xml:space="preserve"> (</w:t>
+      </w:r>
+      <w:r>
+        <w:rPr>
+          <w:rFonts w:ascii="Segoe UI" w:hAnsi="Segoe UI" w:cs="Segoe UI"/>
+          <w:color w:val="666666"/>
+          <w:sz w:val="21"/>
+          <w:szCs w:val="21"/>
+          <w:shd w:val="clear" w:color="auto" w:fill="FFFFFF"/>
+        </w:rPr>
+        <w:t>где ругается)</w:t>
+      </w:r>
+    </w:p>
+    <w:p>
+      <w:pPr>
+        <w:rPr>
+          <w:rFonts w:ascii="Segoe UI" w:hAnsi="Segoe UI" w:cs="Segoe UI"/>
+          <w:color w:val="666666"/>
+          <w:sz w:val="21"/>
+          <w:szCs w:val="21"/>
+          <w:shd w:val="clear" w:color="auto" w:fill="FFFFFF"/>
+        </w:rPr>
+      </w:pPr>
+    </w:p>
+    <w:p>
+      <w:pPr>
+        <w:rPr>
+          <w:rFonts w:ascii="Segoe UI" w:hAnsi="Segoe UI" w:cs="Segoe UI"/>
+          <w:color w:val="666666"/>
+          <w:sz w:val="21"/>
+          <w:szCs w:val="21"/>
+          <w:shd w:val="clear" w:color="auto" w:fill="FFFFFF"/>
+          <w:lang w:val="en-US"/>
+        </w:rPr>
+      </w:pPr>
+      <w:r>
+        <w:rPr>
+          <w:rFonts w:ascii="Segoe UI" w:hAnsi="Segoe UI" w:cs="Segoe UI"/>
+          <w:color w:val="666666"/>
+          <w:sz w:val="21"/>
+          <w:szCs w:val="21"/>
+          <w:shd w:val="clear" w:color="auto" w:fill="FFFFFF"/>
+        </w:rPr>
+        <w:t>Добавить</w:t>
+      </w:r>
+      <w:r>
+        <w:rPr>
+          <w:rFonts w:ascii="Segoe UI" w:hAnsi="Segoe UI" w:cs="Segoe UI"/>
+          <w:color w:val="666666"/>
+          <w:sz w:val="21"/>
+          <w:szCs w:val="21"/>
+          <w:shd w:val="clear" w:color="auto" w:fill="FFFFFF"/>
+          <w:lang w:val="en-US"/>
+        </w:rPr>
+        <w:t xml:space="preserve"> </w:t>
+      </w:r>
+      <w:r>
+        <w:rPr>
+          <w:rFonts w:ascii="Segoe UI" w:hAnsi="Segoe UI" w:cs="Segoe UI"/>
+          <w:color w:val="666666"/>
+          <w:sz w:val="21"/>
+          <w:szCs w:val="21"/>
+          <w:shd w:val="clear" w:color="auto" w:fill="FFFFFF"/>
+          <w:lang w:val="en-US"/>
+        </w:rPr>
+        <w:t>NuGet – System.Data.Odbc</w:t>
+      </w:r>
+    </w:p>
+    <w:p>
+      <w:pPr>
+        <w:rPr>
+          <w:rFonts w:ascii="Segoe UI" w:hAnsi="Segoe UI" w:cs="Segoe UI"/>
+          <w:color w:val="666666"/>
+          <w:sz w:val="21"/>
+          <w:szCs w:val="21"/>
+          <w:shd w:val="clear" w:color="auto" w:fill="FFFFFF"/>
+          <w:lang w:val="en-US"/>
+        </w:rPr>
+      </w:pPr>
+    </w:p>
+    <w:p>
+      <w:pPr>
+        <w:rPr>
+          <w:rFonts w:ascii="Segoe UI" w:hAnsi="Segoe UI" w:cs="Segoe UI"/>
+          <w:color w:val="666666"/>
+          <w:sz w:val="21"/>
+          <w:szCs w:val="21"/>
+          <w:shd w:val="clear" w:color="auto" w:fill="FFFFFF"/>
+        </w:rPr>
+      </w:pPr>
+      <w:r>
+        <w:rPr>
+          <w:rFonts w:ascii="Segoe UI" w:hAnsi="Segoe UI" w:cs="Segoe UI"/>
+          <w:color w:val="666666"/>
+          <w:sz w:val="21"/>
+          <w:szCs w:val="21"/>
+          <w:shd w:val="clear" w:color="auto" w:fill="FFFFFF"/>
+        </w:rPr>
+        <w:t xml:space="preserve">Исключить из проекта </w:t>
+      </w:r>
+      <w:r>
+        <w:rPr>
+          <w:rFonts w:ascii="Segoe UI" w:hAnsi="Segoe UI" w:cs="Segoe UI"/>
+          <w:color w:val="666666"/>
+          <w:sz w:val="21"/>
+          <w:szCs w:val="21"/>
+          <w:shd w:val="clear" w:color="auto" w:fill="FFFFFF"/>
+          <w:lang w:val="en-US"/>
+        </w:rPr>
+        <w:t>WinCronBuilder</w:t>
+      </w:r>
+    </w:p>
+    <w:p>
+      <w:pPr>
+        <w:rPr>
+          <w:rFonts w:ascii="Segoe UI" w:hAnsi="Segoe UI" w:cs="Segoe UI"/>
+          <w:color w:val="666666"/>
+          <w:sz w:val="21"/>
+          <w:szCs w:val="21"/>
+          <w:shd w:val="clear" w:color="auto" w:fill="FFFFFF"/>
+        </w:rPr>
+      </w:pPr>
+      <w:r>
+        <w:rPr>
+          <w:rFonts w:ascii="Segoe UI" w:hAnsi="Segoe UI" w:cs="Segoe UI"/>
+          <w:color w:val="666666"/>
+          <w:sz w:val="21"/>
+          <w:szCs w:val="21"/>
+          <w:shd w:val="clear" w:color="auto" w:fill="FFFFFF"/>
+        </w:rPr>
+        <w:t>Закоменить вызовы этой формы</w:t>
+      </w:r>
+    </w:p>
+    <w:p>
+      <w:pPr>
+        <w:rPr>
+          <w:rFonts w:ascii="Segoe UI" w:hAnsi="Segoe UI" w:cs="Segoe UI"/>
+          <w:color w:val="666666"/>
+          <w:sz w:val="21"/>
+          <w:szCs w:val="21"/>
+          <w:shd w:val="clear" w:color="auto" w:fill="FFFFFF"/>
+        </w:rPr>
+      </w:pPr>
+    </w:p>
+    <w:p>
+      <w:pPr>
+        <w:rPr>
+          <w:rFonts w:ascii="Segoe UI" w:hAnsi="Segoe UI" w:cs="Segoe UI"/>
+          <w:color w:val="666666"/>
+          <w:sz w:val="21"/>
+          <w:szCs w:val="21"/>
+          <w:shd w:val="clear" w:color="auto" w:fill="FFFFFF"/>
+        </w:rPr>
+      </w:pPr>
+      <w:r>
+        <w:rPr>
+          <w:rFonts w:ascii="Segoe UI" w:hAnsi="Segoe UI" w:cs="Segoe UI"/>
+          <w:color w:val="666666"/>
+          <w:sz w:val="21"/>
+          <w:szCs w:val="21"/>
+          <w:shd w:val="clear" w:color="auto" w:fill="FFFFFF"/>
+        </w:rPr>
+        <w:t>Убрать</w:t>
+      </w:r>
+      <w:r>
+        <w:rPr>
+          <w:rFonts w:ascii="Segoe UI" w:hAnsi="Segoe UI" w:cs="Segoe UI"/>
+          <w:color w:val="666666"/>
+          <w:sz w:val="21"/>
+          <w:szCs w:val="21"/>
+          <w:shd w:val="clear" w:color="auto" w:fill="FFFFFF"/>
+        </w:rPr>
+        <w:t xml:space="preserve"> </w:t>
+      </w:r>
+      <w:r>
+        <w:rPr>
+          <w:rFonts w:ascii="Segoe UI" w:hAnsi="Segoe UI" w:cs="Segoe UI"/>
+          <w:color w:val="666666"/>
+          <w:sz w:val="21"/>
+          <w:szCs w:val="21"/>
+          <w:shd w:val="clear" w:color="auto" w:fill="FFFFFF"/>
+        </w:rPr>
         <w:t>в</w:t>
       </w:r>
       <w:r>
         <w:rPr>
-          <w:lang w:val="en-US"/>
-        </w:rPr>
-        <w:t xml:space="preserve"> </w:t>
-      </w:r>
-      <w:r>
-        <w:t>отдельные</w:t>
-      </w:r>
-      <w:r>
-        <w:rPr>
-          <w:lang w:val="en-US"/>
-        </w:rPr>
-        <w:t xml:space="preserve"> </w:t>
-      </w:r>
-      <w:r>
-        <w:t>функции</w:t>
-      </w:r>
-      <w:r>
-        <w:rPr>
-          <w:lang w:val="en-US"/>
-        </w:rPr>
-        <w:t xml:space="preserve"> </w:t>
-      </w:r>
-      <w:r>
+          <w:rFonts w:ascii="Segoe UI" w:hAnsi="Segoe UI" w:cs="Segoe UI"/>
+          <w:color w:val="666666"/>
+          <w:sz w:val="21"/>
+          <w:szCs w:val="21"/>
+          <w:shd w:val="clear" w:color="auto" w:fill="FFFFFF"/>
+        </w:rPr>
+        <w:t xml:space="preserve"> </w:t>
+      </w:r>
+      <w:r>
+        <w:rPr>
+          <w:rFonts w:ascii="Segoe UI" w:hAnsi="Segoe UI" w:cs="Segoe UI"/>
+          <w:color w:val="666666"/>
+          <w:sz w:val="21"/>
+          <w:szCs w:val="21"/>
+          <w:shd w:val="clear" w:color="auto" w:fill="FFFFFF"/>
+          <w:lang w:val="en-US"/>
+        </w:rPr>
+        <w:t>cs</w:t>
+      </w:r>
+      <w:r>
+        <w:rPr>
+          <w:rFonts w:ascii="Segoe UI" w:hAnsi="Segoe UI" w:cs="Segoe UI"/>
+          <w:color w:val="666666"/>
+          <w:sz w:val="21"/>
+          <w:szCs w:val="21"/>
+          <w:shd w:val="clear" w:color="auto" w:fill="FFFFFF"/>
+        </w:rPr>
+        <w:t>-</w:t>
+      </w:r>
+      <w:r>
+        <w:rPr>
+          <w:rFonts w:ascii="Segoe UI" w:hAnsi="Segoe UI" w:cs="Segoe UI"/>
+          <w:color w:val="666666"/>
+          <w:sz w:val="21"/>
+          <w:szCs w:val="21"/>
+          <w:shd w:val="clear" w:color="auto" w:fill="FFFFFF"/>
+        </w:rPr>
+        <w:t>файлах</w:t>
+      </w:r>
+      <w:r>
+        <w:rPr>
+          <w:rFonts w:ascii="Segoe UI" w:hAnsi="Segoe UI" w:cs="Segoe UI"/>
+          <w:color w:val="666666"/>
+          <w:sz w:val="21"/>
+          <w:szCs w:val="21"/>
+          <w:shd w:val="clear" w:color="auto" w:fill="FFFFFF"/>
+        </w:rPr>
+        <w:t xml:space="preserve"> </w:t>
+      </w:r>
+    </w:p>
+    <w:p>
+      <w:pPr>
+        <w:rPr>
+          <w:rFonts w:ascii="Segoe UI" w:hAnsi="Segoe UI" w:cs="Segoe UI"/>
+          <w:color w:val="666666"/>
+          <w:sz w:val="21"/>
+          <w:szCs w:val="21"/>
+          <w:shd w:val="clear" w:color="auto" w:fill="FFFFFF"/>
+          <w:lang w:val="en-US"/>
+        </w:rPr>
+      </w:pPr>
+      <w:r>
+        <w:rPr>
+          <w:rFonts w:ascii="Segoe UI" w:hAnsi="Segoe UI" w:cs="Segoe UI"/>
+          <w:color w:val="666666"/>
+          <w:sz w:val="21"/>
+          <w:szCs w:val="21"/>
+          <w:shd w:val="clear" w:color="auto" w:fill="FFFFFF"/>
+          <w:lang w:val="en-US"/>
+        </w:rPr>
+        <w:t>using WpfCronExpressionUI;</w:t>
+      </w:r>
+    </w:p>
+    <w:p>
+      <w:pPr>
+        <w:rPr>
+          <w:rFonts w:ascii="Segoe UI" w:hAnsi="Segoe UI" w:cs="Segoe UI"/>
+          <w:color w:val="666666"/>
+          <w:sz w:val="21"/>
+          <w:szCs w:val="21"/>
+          <w:shd w:val="clear" w:color="auto" w:fill="FFFFFF"/>
+          <w:lang w:val="en-US"/>
+        </w:rPr>
+      </w:pPr>
+      <w:r>
+        <w:rPr>
+          <w:rFonts w:ascii="Segoe UI" w:hAnsi="Segoe UI" w:cs="Segoe UI"/>
+          <w:color w:val="666666"/>
+          <w:sz w:val="21"/>
+          <w:szCs w:val="21"/>
+          <w:shd w:val="clear" w:color="auto" w:fill="FFFFFF"/>
+        </w:rPr>
+        <w:t>Удалить</w:t>
+      </w:r>
+      <w:r>
+        <w:rPr>
+          <w:rFonts w:ascii="Segoe UI" w:hAnsi="Segoe UI" w:cs="Segoe UI"/>
+          <w:color w:val="666666"/>
+          <w:sz w:val="21"/>
+          <w:szCs w:val="21"/>
+          <w:shd w:val="clear" w:color="auto" w:fill="FFFFFF"/>
+          <w:lang w:val="en-US"/>
+        </w:rPr>
+        <w:t xml:space="preserve"> </w:t>
+      </w:r>
+      <w:r>
+        <w:rPr>
+          <w:rFonts w:ascii="Segoe UI" w:hAnsi="Segoe UI" w:cs="Segoe UI"/>
+          <w:color w:val="666666"/>
+          <w:sz w:val="21"/>
+          <w:szCs w:val="21"/>
+          <w:shd w:val="clear" w:color="auto" w:fill="FFFFFF"/>
+        </w:rPr>
         <w:t>в</w:t>
       </w:r>
       <w:r>
         <w:rPr>
-          <w:lang w:val="en-US"/>
-        </w:rPr>
-        <w:t xml:space="preserve"> </w:t>
-      </w:r>
-      <w:r>
-        <w:rPr>
-          <w:lang w:val="en-US"/>
-        </w:rPr>
-        <w:t>Utilities</w:t>
-      </w:r>
-    </w:p>
-    <w:p>
-      <w:pPr>
-        <w:rPr>
-          <w:lang w:val="en-US"/>
-        </w:rPr>
-      </w:pPr>
-    </w:p>
-    <w:p>
-      <w:pPr>
-        <w:rPr>
-          <w:lang w:val="en-US"/>
-        </w:rPr>
-      </w:pPr>
-      <w:r>
-        <w:rPr>
-          <w:lang w:val="en-US"/>
-        </w:rPr>
-        <w:t xml:space="preserve">is only supported on ‘windows’ – suppress in </w:t>
-      </w:r>
-      <w:r>
-        <w:rPr>
-          <w:lang w:val="en-US"/>
-        </w:rPr>
-        <w:t>suppression file</w:t>
+          <w:rFonts w:ascii="Segoe UI" w:hAnsi="Segoe UI" w:cs="Segoe UI"/>
+          <w:color w:val="666666"/>
+          <w:sz w:val="21"/>
+          <w:szCs w:val="21"/>
+          <w:shd w:val="clear" w:color="auto" w:fill="FFFFFF"/>
+          <w:lang w:val="en-US"/>
+        </w:rPr>
+        <w:t xml:space="preserve"> </w:t>
+      </w:r>
+      <w:r>
+        <w:rPr>
+          <w:rFonts w:ascii="Segoe UI" w:hAnsi="Segoe UI" w:cs="Segoe UI"/>
+          <w:color w:val="666666"/>
+          <w:sz w:val="21"/>
+          <w:szCs w:val="21"/>
+          <w:shd w:val="clear" w:color="auto" w:fill="FFFFFF"/>
+          <w:lang w:val="en-US"/>
+        </w:rPr>
+        <w:t>xml-</w:t>
+      </w:r>
+      <w:r>
+        <w:rPr>
+          <w:rFonts w:ascii="Segoe UI" w:hAnsi="Segoe UI" w:cs="Segoe UI"/>
+          <w:color w:val="666666"/>
+          <w:sz w:val="21"/>
+          <w:szCs w:val="21"/>
+          <w:shd w:val="clear" w:color="auto" w:fill="FFFFFF"/>
+        </w:rPr>
+        <w:t>файлах</w:t>
+      </w:r>
+      <w:r>
+        <w:rPr>
+          <w:rFonts w:ascii="Segoe UI" w:hAnsi="Segoe UI" w:cs="Segoe UI"/>
+          <w:color w:val="666666"/>
+          <w:sz w:val="21"/>
+          <w:szCs w:val="21"/>
+          <w:shd w:val="clear" w:color="auto" w:fill="FFFFFF"/>
+          <w:lang w:val="en-US"/>
+        </w:rPr>
+        <w:t xml:space="preserve"> </w:t>
+      </w:r>
+      <w:r>
+        <w:rPr>
+          <w:rFonts w:ascii="Segoe UI" w:hAnsi="Segoe UI" w:cs="Segoe UI"/>
+          <w:color w:val="666666"/>
+          <w:sz w:val="21"/>
+          <w:szCs w:val="21"/>
+          <w:shd w:val="clear" w:color="auto" w:fill="FFFFFF"/>
+        </w:rPr>
+        <w:t>строки</w:t>
+      </w:r>
+      <w:r>
+        <w:rPr>
+          <w:rFonts w:ascii="Segoe UI" w:hAnsi="Segoe UI" w:cs="Segoe UI"/>
+          <w:color w:val="666666"/>
+          <w:sz w:val="21"/>
+          <w:szCs w:val="21"/>
+          <w:shd w:val="clear" w:color="auto" w:fill="FFFFFF"/>
+          <w:lang w:val="en-US"/>
+        </w:rPr>
+        <w:t xml:space="preserve"> </w:t>
+      </w:r>
+      <w:r>
+        <w:rPr>
+          <w:rFonts w:ascii="Segoe UI" w:hAnsi="Segoe UI" w:cs="Segoe UI"/>
+          <w:color w:val="666666"/>
+          <w:sz w:val="21"/>
+          <w:szCs w:val="21"/>
+          <w:shd w:val="clear" w:color="auto" w:fill="FFFFFF"/>
+          <w:lang w:val="en-US"/>
+        </w:rPr>
+        <w:br/>
+      </w:r>
+      <w:r>
+        <w:rPr>
+          <w:rFonts w:ascii="Segoe UI" w:hAnsi="Segoe UI" w:cs="Segoe UI"/>
+          <w:color w:val="666666"/>
+          <w:sz w:val="21"/>
+          <w:szCs w:val="21"/>
+          <w:shd w:val="clear" w:color="auto" w:fill="FFFFFF"/>
+          <w:lang w:val="en-US"/>
+        </w:rPr>
+        <w:t>xmlns:wpfCronExpressionUi="clr-namespace:WpfCronExpressionUI;assembly=WpfCronExpressionUI"</w:t>
+      </w:r>
+    </w:p>
+    <w:p>
+      <w:pPr>
+        <w:rPr>
+          <w:rFonts w:ascii="Segoe UI" w:hAnsi="Segoe UI" w:cs="Segoe UI"/>
+          <w:color w:val="666666"/>
+          <w:sz w:val="21"/>
+          <w:szCs w:val="21"/>
+          <w:shd w:val="clear" w:color="auto" w:fill="FFFFFF"/>
+          <w:lang w:val="en-US"/>
+        </w:rPr>
+      </w:pPr>
+    </w:p>
+    <w:p>
+      <w:pPr>
+        <w:rPr>
+          <w:rFonts w:ascii="Segoe UI" w:hAnsi="Segoe UI" w:cs="Segoe UI"/>
+          <w:color w:val="666666"/>
+          <w:sz w:val="21"/>
+          <w:szCs w:val="21"/>
+          <w:shd w:val="clear" w:color="auto" w:fill="FFFFFF"/>
+        </w:rPr>
+      </w:pPr>
+      <w:r>
+        <w:rPr>
+          <w:rFonts w:ascii="Segoe UI" w:hAnsi="Segoe UI" w:cs="Segoe UI"/>
+          <w:color w:val="666666"/>
+          <w:sz w:val="21"/>
+          <w:szCs w:val="21"/>
+          <w:shd w:val="clear" w:color="auto" w:fill="FFFFFF"/>
+        </w:rPr>
+        <w:t xml:space="preserve">Убрать неиспользуемые </w:t>
+      </w:r>
+      <w:r>
+        <w:rPr>
+          <w:rFonts w:ascii="Segoe UI" w:hAnsi="Segoe UI" w:cs="Segoe UI"/>
+          <w:color w:val="666666"/>
+          <w:sz w:val="21"/>
+          <w:szCs w:val="21"/>
+          <w:shd w:val="clear" w:color="auto" w:fill="FFFFFF"/>
+          <w:lang w:val="en-US"/>
+        </w:rPr>
+        <w:t>using</w:t>
+      </w:r>
+    </w:p>
+    <w:p>
+      <w:pPr>
+        <w:rPr>
+          <w:rFonts w:ascii="Segoe UI" w:hAnsi="Segoe UI" w:cs="Segoe UI"/>
+          <w:color w:val="666666"/>
+          <w:sz w:val="21"/>
+          <w:szCs w:val="21"/>
+          <w:shd w:val="clear" w:color="auto" w:fill="FFFFFF"/>
+        </w:rPr>
+      </w:pPr>
+    </w:p>
+    <w:p>
+      <w:pPr>
+        <w:rPr>
+          <w:rFonts w:ascii="Segoe UI" w:hAnsi="Segoe UI" w:cs="Segoe UI"/>
+          <w:color w:val="666666"/>
+          <w:sz w:val="21"/>
+          <w:szCs w:val="21"/>
+          <w:shd w:val="clear" w:color="auto" w:fill="FFFFFF"/>
+        </w:rPr>
+      </w:pPr>
+    </w:p>
+    <w:p>
+      <w:pPr>
+        <w:rPr>
+          <w:rFonts w:ascii="Segoe UI" w:hAnsi="Segoe UI" w:cs="Segoe UI"/>
+          <w:color w:val="666666"/>
+          <w:sz w:val="21"/>
+          <w:szCs w:val="21"/>
+          <w:shd w:val="clear" w:color="auto" w:fill="FFFFFF"/>
+        </w:rPr>
+      </w:pPr>
+      <w:r>
+        <w:rPr>
+          <w:rFonts w:ascii="Segoe UI" w:hAnsi="Segoe UI" w:cs="Segoe UI"/>
+          <w:color w:val="666666"/>
+          <w:sz w:val="21"/>
+          <w:szCs w:val="21"/>
+          <w:shd w:val="clear" w:color="auto" w:fill="FFFFFF"/>
+        </w:rPr>
+        <w:lastRenderedPageBreak/>
+        <w:t>В свойствах проекта</w:t>
+      </w:r>
+      <w:r>
+        <w:rPr>
+          <w:rFonts w:ascii="Segoe UI" w:hAnsi="Segoe UI" w:cs="Segoe UI"/>
+          <w:color w:val="666666"/>
+          <w:sz w:val="21"/>
+          <w:szCs w:val="21"/>
+          <w:shd w:val="clear" w:color="auto" w:fill="FFFFFF"/>
+        </w:rPr>
+        <w:t>:</w:t>
+      </w:r>
+    </w:p>
+    <w:p>
+      <w:pPr>
+        <w:rPr>
+          <w:rFonts w:ascii="Segoe UI" w:hAnsi="Segoe UI" w:cs="Segoe UI"/>
+          <w:color w:val="666666"/>
+          <w:sz w:val="21"/>
+          <w:szCs w:val="21"/>
+          <w:shd w:val="clear" w:color="auto" w:fill="FFFFFF"/>
+        </w:rPr>
+      </w:pPr>
+      <w:r>
+        <w:rPr>
+          <w:rFonts w:ascii="Segoe UI" w:hAnsi="Segoe UI" w:cs="Segoe UI"/>
+          <w:color w:val="666666"/>
+          <w:sz w:val="21"/>
+          <w:szCs w:val="21"/>
+          <w:shd w:val="clear" w:color="auto" w:fill="FFFFFF"/>
+        </w:rPr>
+        <w:t>-</w:t>
+      </w:r>
+      <w:r>
+        <w:rPr>
+          <w:rFonts w:ascii="Segoe UI" w:hAnsi="Segoe UI" w:cs="Segoe UI"/>
+          <w:color w:val="666666"/>
+          <w:sz w:val="21"/>
+          <w:szCs w:val="21"/>
+          <w:shd w:val="clear" w:color="auto" w:fill="FFFFFF"/>
+        </w:rPr>
+        <w:t xml:space="preserve"> включить </w:t>
+      </w:r>
+      <w:r>
+        <w:rPr>
+          <w:rFonts w:ascii="Segoe UI" w:hAnsi="Segoe UI" w:cs="Segoe UI"/>
+          <w:color w:val="666666"/>
+          <w:sz w:val="21"/>
+          <w:szCs w:val="21"/>
+          <w:shd w:val="clear" w:color="auto" w:fill="FFFFFF"/>
+          <w:lang w:val="en-US"/>
+        </w:rPr>
+        <w:t>Generate</w:t>
+      </w:r>
+      <w:r>
+        <w:rPr>
+          <w:rFonts w:ascii="Segoe UI" w:hAnsi="Segoe UI" w:cs="Segoe UI"/>
+          <w:color w:val="666666"/>
+          <w:sz w:val="21"/>
+          <w:szCs w:val="21"/>
+          <w:shd w:val="clear" w:color="auto" w:fill="FFFFFF"/>
+        </w:rPr>
+        <w:t xml:space="preserve"> </w:t>
+      </w:r>
+      <w:r>
+        <w:rPr>
+          <w:rFonts w:ascii="Segoe UI" w:hAnsi="Segoe UI" w:cs="Segoe UI"/>
+          <w:color w:val="666666"/>
+          <w:sz w:val="21"/>
+          <w:szCs w:val="21"/>
+          <w:shd w:val="clear" w:color="auto" w:fill="FFFFFF"/>
+          <w:lang w:val="en-US"/>
+        </w:rPr>
+        <w:t>Assembly</w:t>
+      </w:r>
+      <w:r>
+        <w:rPr>
+          <w:rFonts w:ascii="Segoe UI" w:hAnsi="Segoe UI" w:cs="Segoe UI"/>
+          <w:color w:val="666666"/>
+          <w:sz w:val="21"/>
+          <w:szCs w:val="21"/>
+          <w:shd w:val="clear" w:color="auto" w:fill="FFFFFF"/>
+        </w:rPr>
+        <w:t xml:space="preserve"> </w:t>
+      </w:r>
+      <w:r>
+        <w:rPr>
+          <w:rFonts w:ascii="Segoe UI" w:hAnsi="Segoe UI" w:cs="Segoe UI"/>
+          <w:color w:val="666666"/>
+          <w:sz w:val="21"/>
+          <w:szCs w:val="21"/>
+          <w:shd w:val="clear" w:color="auto" w:fill="FFFFFF"/>
+          <w:lang w:val="en-US"/>
+        </w:rPr>
+        <w:t>Info</w:t>
+      </w:r>
+    </w:p>
+    <w:p>
+      <w:pPr>
+        <w:rPr>
+          <w:rFonts w:ascii="Segoe UI" w:hAnsi="Segoe UI" w:cs="Segoe UI"/>
+          <w:color w:val="666666"/>
+          <w:sz w:val="21"/>
+          <w:szCs w:val="21"/>
+          <w:shd w:val="clear" w:color="auto" w:fill="FFFFFF"/>
+        </w:rPr>
+      </w:pPr>
+      <w:r>
+        <w:rPr>
+          <w:rFonts w:ascii="Segoe UI" w:hAnsi="Segoe UI" w:cs="Segoe UI"/>
+          <w:color w:val="666666"/>
+          <w:sz w:val="21"/>
+          <w:szCs w:val="21"/>
+          <w:shd w:val="clear" w:color="auto" w:fill="FFFFFF"/>
+        </w:rPr>
+        <w:t xml:space="preserve">- </w:t>
+      </w:r>
+      <w:r>
+        <w:rPr>
+          <w:rFonts w:ascii="Segoe UI" w:hAnsi="Segoe UI" w:cs="Segoe UI"/>
+          <w:color w:val="666666"/>
+          <w:sz w:val="21"/>
+          <w:szCs w:val="21"/>
+          <w:shd w:val="clear" w:color="auto" w:fill="FFFFFF"/>
+          <w:lang w:val="en-US"/>
+        </w:rPr>
+        <w:t>Supress</w:t>
+      </w:r>
+      <w:r>
+        <w:rPr>
+          <w:rFonts w:ascii="Segoe UI" w:hAnsi="Segoe UI" w:cs="Segoe UI"/>
+          <w:color w:val="666666"/>
+          <w:sz w:val="21"/>
+          <w:szCs w:val="21"/>
+          <w:shd w:val="clear" w:color="auto" w:fill="FFFFFF"/>
+        </w:rPr>
+        <w:t xml:space="preserve"> </w:t>
+      </w:r>
+      <w:r>
+        <w:rPr>
+          <w:rFonts w:ascii="Segoe UI" w:hAnsi="Segoe UI" w:cs="Segoe UI"/>
+          <w:color w:val="666666"/>
+          <w:sz w:val="21"/>
+          <w:szCs w:val="21"/>
+          <w:shd w:val="clear" w:color="auto" w:fill="FFFFFF"/>
+          <w:lang w:val="en-US"/>
+        </w:rPr>
+        <w:t>specific</w:t>
+      </w:r>
+      <w:r>
+        <w:rPr>
+          <w:rFonts w:ascii="Segoe UI" w:hAnsi="Segoe UI" w:cs="Segoe UI"/>
+          <w:color w:val="666666"/>
+          <w:sz w:val="21"/>
+          <w:szCs w:val="21"/>
+          <w:shd w:val="clear" w:color="auto" w:fill="FFFFFF"/>
+        </w:rPr>
+        <w:t xml:space="preserve"> </w:t>
+      </w:r>
+      <w:r>
+        <w:rPr>
+          <w:rFonts w:ascii="Segoe UI" w:hAnsi="Segoe UI" w:cs="Segoe UI"/>
+          <w:color w:val="666666"/>
+          <w:sz w:val="21"/>
+          <w:szCs w:val="21"/>
+          <w:shd w:val="clear" w:color="auto" w:fill="FFFFFF"/>
+          <w:lang w:val="en-US"/>
+        </w:rPr>
+        <w:t>warning</w:t>
+      </w:r>
+      <w:r>
+        <w:rPr>
+          <w:rFonts w:ascii="Segoe UI" w:hAnsi="Segoe UI" w:cs="Segoe UI"/>
+          <w:color w:val="666666"/>
+          <w:sz w:val="21"/>
+          <w:szCs w:val="21"/>
+          <w:shd w:val="clear" w:color="auto" w:fill="FFFFFF"/>
+        </w:rPr>
+        <w:t xml:space="preserve"> – </w:t>
+      </w:r>
+      <w:r>
+        <w:rPr>
+          <w:rFonts w:ascii="Segoe UI" w:hAnsi="Segoe UI" w:cs="Segoe UI"/>
+          <w:color w:val="666666"/>
+          <w:sz w:val="21"/>
+          <w:szCs w:val="21"/>
+          <w:shd w:val="clear" w:color="auto" w:fill="FFFFFF"/>
+        </w:rPr>
+        <w:t>добавить</w:t>
+      </w:r>
+      <w:r>
+        <w:rPr>
+          <w:rFonts w:ascii="Segoe UI" w:hAnsi="Segoe UI" w:cs="Segoe UI"/>
+          <w:color w:val="666666"/>
+          <w:sz w:val="21"/>
+          <w:szCs w:val="21"/>
+          <w:shd w:val="clear" w:color="auto" w:fill="FFFFFF"/>
+        </w:rPr>
+        <w:t xml:space="preserve"> </w:t>
+      </w:r>
+      <w:r>
+        <w:rPr>
+          <w:rFonts w:ascii="Segoe UI" w:hAnsi="Segoe UI" w:cs="Segoe UI"/>
+          <w:color w:val="666666"/>
+          <w:sz w:val="21"/>
+          <w:szCs w:val="21"/>
+          <w:shd w:val="clear" w:color="auto" w:fill="FFFFFF"/>
+          <w:lang w:val="en-US"/>
+        </w:rPr>
+        <w:t>CA</w:t>
+      </w:r>
+      <w:r>
+        <w:rPr>
+          <w:rFonts w:ascii="Segoe UI" w:hAnsi="Segoe UI" w:cs="Segoe UI"/>
+          <w:color w:val="666666"/>
+          <w:sz w:val="21"/>
+          <w:szCs w:val="21"/>
+          <w:shd w:val="clear" w:color="auto" w:fill="FFFFFF"/>
+        </w:rPr>
+        <w:t>1416</w:t>
+      </w:r>
+    </w:p>
+    <w:p>
+      <w:r>
+        <w:rPr>
+          <w:lang w:val="en-US"/>
+        </w:rPr>
+        <w:t>Title</w:t>
+      </w:r>
+      <w:r>
+        <w:t xml:space="preserve"> = </w:t>
+      </w:r>
+      <w:r>
+        <w:rPr>
+          <w:lang w:val="en-US"/>
+        </w:rPr>
+        <w:t>SQLGen</w:t>
+      </w:r>
+      <w:r>
+        <w:br/>
+      </w:r>
+      <w:r>
+        <w:rPr>
+          <w:lang w:val="en-US"/>
+        </w:rPr>
+        <w:t>Description</w:t>
+      </w:r>
+      <w:r>
+        <w:t xml:space="preserve">=Генератор </w:t>
+      </w:r>
+      <w:r>
+        <w:rPr>
+          <w:lang w:val="en-US"/>
+        </w:rPr>
+        <w:t>SQL</w:t>
+      </w:r>
+      <w:r>
+        <w:t>-скриптов</w:t>
+      </w:r>
+      <w:r>
+        <w:br/>
+      </w:r>
+      <w:r>
+        <w:rPr>
+          <w:lang w:val="en-US"/>
+        </w:rPr>
+        <w:t>Copyright</w:t>
+      </w:r>
+      <w:r>
+        <w:t>=</w:t>
+      </w:r>
+      <w:r>
+        <w:rPr>
+          <w:lang w:val="en-US"/>
+        </w:rPr>
+        <w:t>Copyright</w:t>
+      </w:r>
+      <w:r>
+        <w:t xml:space="preserve"> © 2021-2025 </w:t>
+      </w:r>
+      <w:r>
+        <w:rPr>
+          <w:lang w:val="en-US"/>
+        </w:rPr>
+        <w:t>Sergey</w:t>
+      </w:r>
+      <w:r>
+        <w:t xml:space="preserve"> </w:t>
+      </w:r>
+      <w:r>
+        <w:rPr>
+          <w:lang w:val="en-US"/>
+        </w:rPr>
+        <w:t>Prokushev</w:t>
+      </w:r>
+      <w:r>
+        <w:br/>
+      </w:r>
+      <w:r>
+        <w:rPr>
+          <w:lang w:val="en-US"/>
+        </w:rPr>
+        <w:t>Assembly</w:t>
+      </w:r>
+      <w:r>
+        <w:t xml:space="preserve"> </w:t>
+      </w:r>
+      <w:r>
+        <w:rPr>
+          <w:lang w:val="en-US"/>
+        </w:rPr>
+        <w:t>Version</w:t>
+      </w:r>
+      <w:r>
+        <w:t xml:space="preserve"> = </w:t>
+      </w:r>
+      <w:r>
+        <w:t>текущая</w:t>
+      </w:r>
+      <w:r>
+        <w:t xml:space="preserve"> </w:t>
+      </w:r>
+      <w:r>
+        <w:t>версия</w:t>
+      </w:r>
+      <w:r>
+        <w:br/>
+      </w:r>
+      <w:r>
+        <w:rPr>
+          <w:lang w:val="en-US"/>
+        </w:rPr>
+        <w:t>File</w:t>
+      </w:r>
+      <w:r>
+        <w:t xml:space="preserve"> </w:t>
+      </w:r>
+      <w:r>
+        <w:rPr>
+          <w:lang w:val="en-US"/>
+        </w:rPr>
+        <w:t>Version</w:t>
+      </w:r>
+      <w:r>
+        <w:t>=</w:t>
+      </w:r>
+      <w:r>
+        <w:t>текущая версия</w:t>
+      </w:r>
+    </w:p>
+    <w:p>
+      <w:pPr>
+        <w:rPr>
+          <w:rFonts w:ascii="Segoe UI" w:hAnsi="Segoe UI" w:cs="Segoe UI"/>
+          <w:color w:val="666666"/>
+          <w:sz w:val="21"/>
+          <w:szCs w:val="21"/>
+          <w:shd w:val="clear" w:color="auto" w:fill="FFFFFF"/>
+          <w:lang w:val="en-US"/>
+        </w:rPr>
+      </w:pPr>
+    </w:p>
+    <w:p>
+      <w:pPr>
+        <w:rPr>
+          <w:rFonts w:ascii="Segoe UI" w:hAnsi="Segoe UI" w:cs="Segoe UI"/>
+          <w:color w:val="666666"/>
+          <w:sz w:val="21"/>
+          <w:szCs w:val="21"/>
+          <w:shd w:val="clear" w:color="auto" w:fill="FFFFFF"/>
+          <w:lang w:val="en-US"/>
+        </w:rPr>
+      </w:pPr>
+    </w:p>
+    <w:p>
+      <w:pPr>
+        <w:rPr>
+          <w:rFonts w:ascii="Segoe UI" w:hAnsi="Segoe UI" w:cs="Segoe UI"/>
+          <w:color w:val="666666"/>
+          <w:sz w:val="21"/>
+          <w:szCs w:val="21"/>
+          <w:shd w:val="clear" w:color="auto" w:fill="FFFFFF"/>
+        </w:rPr>
+      </w:pPr>
+      <w:r>
+        <w:rPr>
+          <w:rFonts w:ascii="Segoe UI" w:hAnsi="Segoe UI" w:cs="Segoe UI"/>
+          <w:color w:val="666666"/>
+          <w:sz w:val="21"/>
+          <w:szCs w:val="21"/>
+          <w:shd w:val="clear" w:color="auto" w:fill="FFFFFF"/>
+        </w:rPr>
+        <w:t>throw ex;</w:t>
+      </w:r>
+      <w:r>
+        <w:rPr>
+          <w:rFonts w:ascii="Segoe UI" w:hAnsi="Segoe UI" w:cs="Segoe UI"/>
+          <w:color w:val="666666"/>
+          <w:sz w:val="21"/>
+          <w:szCs w:val="21"/>
+          <w:shd w:val="clear" w:color="auto" w:fill="FFFFFF"/>
+        </w:rPr>
+        <w:t xml:space="preserve"> заменить на </w:t>
+      </w:r>
+      <w:r>
+        <w:rPr>
+          <w:rFonts w:ascii="Segoe UI" w:hAnsi="Segoe UI" w:cs="Segoe UI"/>
+          <w:color w:val="666666"/>
+          <w:sz w:val="21"/>
+          <w:szCs w:val="21"/>
+          <w:shd w:val="clear" w:color="auto" w:fill="FFFFFF"/>
+        </w:rPr>
+        <w:t>throw;</w:t>
+      </w:r>
+    </w:p>
+    <w:p>
+      <w:pPr>
+        <w:rPr>
+          <w:rFonts w:ascii="Segoe UI" w:hAnsi="Segoe UI" w:cs="Segoe UI"/>
+          <w:color w:val="666666"/>
+          <w:sz w:val="21"/>
+          <w:szCs w:val="21"/>
+          <w:shd w:val="clear" w:color="auto" w:fill="FFFFFF"/>
+        </w:rPr>
+      </w:pPr>
+      <w:r>
+        <w:rPr>
+          <w:rFonts w:ascii="Segoe UI" w:hAnsi="Segoe UI" w:cs="Segoe UI"/>
+          <w:color w:val="666666"/>
+          <w:sz w:val="21"/>
+          <w:szCs w:val="21"/>
+          <w:shd w:val="clear" w:color="auto" w:fill="FFFFFF"/>
+        </w:rPr>
+        <w:t>ymlpair</w:t>
+      </w:r>
+      <w:r>
+        <w:rPr>
+          <w:rFonts w:ascii="Segoe UI" w:hAnsi="Segoe UI" w:cs="Segoe UI"/>
+          <w:color w:val="666666"/>
+          <w:sz w:val="21"/>
+          <w:szCs w:val="21"/>
+          <w:shd w:val="clear" w:color="auto" w:fill="FFFFFF"/>
+        </w:rPr>
+        <w:t xml:space="preserve"> заменить на </w:t>
+      </w:r>
+      <w:r>
+        <w:rPr>
+          <w:rFonts w:ascii="Segoe UI" w:hAnsi="Segoe UI" w:cs="Segoe UI"/>
+          <w:color w:val="666666"/>
+          <w:sz w:val="21"/>
+          <w:szCs w:val="21"/>
+          <w:shd w:val="clear" w:color="auto" w:fill="FFFFFF"/>
+          <w:lang w:val="en-US"/>
+        </w:rPr>
+        <w:t>Y</w:t>
+      </w:r>
+      <w:r>
+        <w:rPr>
+          <w:rFonts w:ascii="Segoe UI" w:hAnsi="Segoe UI" w:cs="Segoe UI"/>
+          <w:color w:val="666666"/>
+          <w:sz w:val="21"/>
+          <w:szCs w:val="21"/>
+          <w:shd w:val="clear" w:color="auto" w:fill="FFFFFF"/>
+        </w:rPr>
+        <w:t>ml</w:t>
+      </w:r>
+      <w:r>
+        <w:rPr>
+          <w:rFonts w:ascii="Segoe UI" w:hAnsi="Segoe UI" w:cs="Segoe UI"/>
+          <w:color w:val="666666"/>
+          <w:sz w:val="21"/>
+          <w:szCs w:val="21"/>
+          <w:shd w:val="clear" w:color="auto" w:fill="FFFFFF"/>
+          <w:lang w:val="en-US"/>
+        </w:rPr>
+        <w:t>Pa</w:t>
+      </w:r>
+      <w:r>
+        <w:rPr>
+          <w:rFonts w:ascii="Segoe UI" w:hAnsi="Segoe UI" w:cs="Segoe UI"/>
+          <w:color w:val="666666"/>
+          <w:sz w:val="21"/>
+          <w:szCs w:val="21"/>
+          <w:shd w:val="clear" w:color="auto" w:fill="FFFFFF"/>
+        </w:rPr>
+        <w:t>ir</w:t>
+      </w:r>
+    </w:p>
+    <w:p>
+      <w:pPr>
+        <w:rPr>
+          <w:lang w:val="en-US"/>
+        </w:rPr>
+      </w:pPr>
+      <w:r>
+        <w:t>закоментить</w:t>
+      </w:r>
+      <w:r>
+        <w:rPr>
+          <w:lang w:val="en-US"/>
+        </w:rPr>
+        <w:t xml:space="preserve"> </w:t>
+      </w:r>
+      <w:r>
+        <w:rPr>
+          <w:lang w:val="en-US"/>
+        </w:rPr>
+        <w:t>if (cellInfo == null) return null;</w:t>
+      </w:r>
+    </w:p>
+    <w:p>
+      <w:pPr>
+        <w:rPr>
+          <w:lang w:val="en-US"/>
+        </w:rPr>
+      </w:pPr>
+      <w:r>
+        <w:rPr>
+          <w:lang w:val="en-US"/>
+        </w:rPr>
+        <w:t xml:space="preserve">new </w:t>
+      </w:r>
+      <w:r>
+        <w:rPr>
+          <w:lang w:val="en-US"/>
+        </w:rPr>
+        <w:t>MD5CryptoServiceProvider</w:t>
+      </w:r>
+      <w:r>
+        <w:rPr>
+          <w:lang w:val="en-US"/>
+        </w:rPr>
+        <w:t>()</w:t>
+      </w:r>
+      <w:r>
+        <w:rPr>
+          <w:lang w:val="en-US"/>
+        </w:rPr>
+        <w:t xml:space="preserve"> </w:t>
+      </w:r>
+      <w:r>
+        <w:t>заменить</w:t>
+      </w:r>
+      <w:r>
+        <w:rPr>
+          <w:lang w:val="en-US"/>
+        </w:rPr>
+        <w:t xml:space="preserve"> </w:t>
+      </w:r>
+      <w:r>
+        <w:t>на</w:t>
+      </w:r>
+      <w:r>
+        <w:rPr>
+          <w:lang w:val="en-US"/>
+        </w:rPr>
+        <w:t xml:space="preserve"> </w:t>
+      </w:r>
+      <w:r>
+        <w:rPr>
+          <w:lang w:val="en-US"/>
+        </w:rPr>
+        <w:t>MD5.Create()</w:t>
+      </w:r>
+    </w:p>
+    <w:p>
+      <w:pPr>
+        <w:rPr>
+          <w:rFonts w:ascii="Segoe UI" w:hAnsi="Segoe UI" w:cs="Segoe UI"/>
+          <w:color w:val="666666"/>
+          <w:sz w:val="21"/>
+          <w:szCs w:val="21"/>
+          <w:shd w:val="clear" w:color="auto" w:fill="FFFFFF"/>
+        </w:rPr>
+      </w:pPr>
+      <w:r>
+        <w:rPr>
+          <w:rFonts w:ascii="Segoe UI" w:hAnsi="Segoe UI" w:cs="Segoe UI"/>
+          <w:color w:val="666666"/>
+          <w:sz w:val="21"/>
+          <w:szCs w:val="21"/>
+          <w:shd w:val="clear" w:color="auto" w:fill="FFFFFF"/>
+        </w:rPr>
+        <w:t xml:space="preserve">Исправить </w:t>
+      </w:r>
+      <w:r>
+        <w:rPr>
+          <w:rFonts w:ascii="Segoe UI" w:hAnsi="Segoe UI" w:cs="Segoe UI"/>
+          <w:color w:val="666666"/>
+          <w:sz w:val="21"/>
+          <w:szCs w:val="21"/>
+          <w:shd w:val="clear" w:color="auto" w:fill="FFFFFF"/>
+        </w:rPr>
+        <w:t xml:space="preserve">другие </w:t>
+      </w:r>
+      <w:r>
+        <w:rPr>
+          <w:rFonts w:ascii="Segoe UI" w:hAnsi="Segoe UI" w:cs="Segoe UI"/>
+          <w:color w:val="666666"/>
+          <w:sz w:val="21"/>
+          <w:szCs w:val="21"/>
+          <w:shd w:val="clear" w:color="auto" w:fill="FFFFFF"/>
+        </w:rPr>
+        <w:t>ошибки</w:t>
+      </w:r>
+    </w:p>
+    <w:p>
+      <w:pPr>
+        <w:rPr>
+          <w:lang w:val="en-US"/>
+        </w:rPr>
+      </w:pPr>
+    </w:p>
+    <w:p>
+      <w:pPr>
+        <w:rPr>
+          <w:lang w:val="en-US"/>
+        </w:rPr>
+      </w:pPr>
+      <w:r>
+        <w:t>в</w:t>
+      </w:r>
+      <w:r>
+        <w:rPr>
+          <w:lang w:val="en-US"/>
+        </w:rPr>
+        <w:t xml:space="preserve"> </w:t>
+      </w:r>
+      <w:r>
+        <w:rPr>
+          <w:lang w:val="en-US"/>
+        </w:rPr>
+        <w:t>Debug</w:t>
+      </w:r>
+      <w:r>
+        <w:rPr>
+          <w:lang w:val="en-US"/>
+        </w:rPr>
+        <w:t xml:space="preserve"> </w:t>
+      </w:r>
+      <w:r>
+        <w:t>и</w:t>
+      </w:r>
+      <w:r>
+        <w:rPr>
+          <w:lang w:val="en-US"/>
+        </w:rPr>
+        <w:t xml:space="preserve"> </w:t>
+      </w:r>
+      <w:r>
+        <w:rPr>
+          <w:lang w:val="en-US"/>
+        </w:rPr>
+        <w:t>Release</w:t>
+      </w:r>
+      <w:r>
+        <w:rPr>
+          <w:lang w:val="en-US"/>
+        </w:rPr>
+        <w:t xml:space="preserve"> </w:t>
+      </w:r>
+      <w:r>
+        <w:t>перенести</w:t>
+      </w:r>
+      <w:r>
+        <w:rPr>
+          <w:lang w:val="en-US"/>
+        </w:rPr>
+        <w:t xml:space="preserve"> </w:t>
+      </w:r>
+      <w:r>
+        <w:t>файлы</w:t>
+      </w:r>
+      <w:r>
+        <w:rPr>
+          <w:lang w:val="en-US"/>
+        </w:rPr>
+        <w:br/>
+      </w:r>
+      <w:r>
+        <w:rPr>
+          <w:lang w:val="en-US"/>
+        </w:rPr>
+        <w:t>*.</w:t>
+      </w:r>
+      <w:r>
+        <w:rPr>
+          <w:lang w:val="en-US"/>
+        </w:rPr>
+        <w:t>cmd</w:t>
+      </w:r>
+      <w:r>
+        <w:rPr>
+          <w:lang w:val="en-US"/>
+        </w:rPr>
+        <w:br/>
+      </w:r>
+      <w:r>
+        <w:rPr>
+          <w:lang w:val="en-US"/>
+        </w:rPr>
+        <w:t>*.</w:t>
+      </w:r>
+      <w:r>
+        <w:rPr>
+          <w:lang w:val="en-US"/>
+        </w:rPr>
+        <w:t>sh</w:t>
+      </w:r>
+      <w:r>
+        <w:rPr>
+          <w:lang w:val="en-US"/>
+        </w:rPr>
+        <w:br/>
+      </w:r>
+      <w:r>
+        <w:rPr>
+          <w:lang w:val="en-US"/>
+        </w:rPr>
+        <w:t>*.</w:t>
+      </w:r>
+      <w:r>
+        <w:rPr>
+          <w:lang w:val="en-US"/>
+        </w:rPr>
+        <w:t>json</w:t>
+      </w:r>
+      <w:r>
+        <w:rPr>
+          <w:lang w:val="en-US"/>
+        </w:rPr>
+        <w:br/>
+        <w:t>*.xshd</w:t>
+      </w:r>
+      <w:r>
+        <w:rPr>
+          <w:lang w:val="en-US"/>
+        </w:rPr>
+        <w:br/>
+        <w:t>*.txt</w:t>
+      </w:r>
+      <w:r>
+        <w:rPr>
+          <w:lang w:val="en-US"/>
+        </w:rPr>
+        <w:br/>
+      </w:r>
+      <w:r>
+        <w:t>в</w:t>
+      </w:r>
+      <w:r>
+        <w:rPr>
+          <w:lang w:val="en-US"/>
+        </w:rPr>
+        <w:t xml:space="preserve"> </w:t>
+      </w:r>
+      <w:r>
+        <w:t>папку</w:t>
+      </w:r>
+      <w:r>
+        <w:rPr>
+          <w:lang w:val="en-US"/>
+        </w:rPr>
+        <w:t xml:space="preserve"> </w:t>
+      </w:r>
+      <w:r>
+        <w:rPr>
+          <w:lang w:val="en-US"/>
+        </w:rPr>
+        <w:t>net8.0-windows</w:t>
+      </w:r>
+    </w:p>
+    <w:p>
+      <w:pPr>
+        <w:rPr>
+          <w:lang w:val="en-US"/>
+        </w:rPr>
+      </w:pPr>
+    </w:p>
+    <w:p>
+      <w:pPr>
+        <w:rPr>
+          <w:lang w:val="en-US"/>
+        </w:rPr>
+      </w:pPr>
+      <w:r>
+        <w:rPr>
+          <w:lang w:val="en-US"/>
+        </w:rPr>
+        <w:t>Remove Unused Referenes</w:t>
       </w:r>
     </w:p>
     <w:sectPr>
@@ -379,8 +1855,105 @@
 </w:document>
 </file>
 
+<file path=word/numbering.xml><?xml version="1.0" encoding="utf-8"?>
+<w:numbering xmlns:wpc="http://schemas.microsoft.com/office/word/2010/wordprocessingCanvas" xmlns:cx="http://schemas.microsoft.com/office/drawing/2014/chartex" xmlns:cx1="http://schemas.microsoft.com/office/drawing/2015/9/8/chartex" xmlns:cx2="http://schemas.microsoft.com/office/drawing/2015/10/21/chartex" xmlns:cx3="http://schemas.microsoft.com/office/drawing/2016/5/9/chartex" xmlns:cx4="http://schemas.microsoft.com/office/drawing/2016/5/10/chartex" xmlns:cx5="http://schemas.microsoft.com/office/drawing/2016/5/11/chartex" xmlns:cx6="http://schemas.microsoft.com/office/drawing/2016/5/12/chartex" xmlns:cx7="http://schemas.microsoft.com/office/drawing/2016/5/13/chartex" xmlns:cx8="http://schemas.microsoft.com/office/drawing/2016/5/14/chartex" xmlns:mc="http://schemas.openxmlformats.org/markup-compatibility/2006" xmlns:aink="http://schemas.microsoft.com/office/drawing/2016/ink" xmlns:am3d="http://schemas.microsoft.com/office/drawing/2017/model3d" xmlns:o="urn:schemas-microsoft-com:office:office" xmlns:oel="http://schemas.microsoft.com/office/2019/extlst" xmlns:r="http://schemas.openxmlformats.org/officeDocument/2006/relationships" xmlns:m="http://schemas.openxmlformats.org/officeDocument/2006/math" xmlns:v="urn:schemas-microsoft-com:vml" xmlns:wp14="http://schemas.microsoft.com/office/word/2010/wordprocessingDrawing" xmlns:wp="http://schemas.openxmlformats.org/drawingml/2006/wordprocessingDrawing" xmlns:w10="urn:schemas-microsoft-com:office:word" xmlns:w="http://schemas.openxmlformats.org/wordprocessingml/2006/main" xmlns:w14="http://schemas.microsoft.com/office/word/2010/wordml" xmlns:w15="http://schemas.microsoft.com/office/word/2012/wordml" xmlns:w16cex="http://schemas.microsoft.com/office/word/2018/wordml/cex" xmlns:w16cid="http://schemas.microsoft.com/office/word/2016/wordml/cid" xmlns:w16="http://schemas.microsoft.com/office/word/2018/wordml" xmlns:w16du="http://schemas.microsoft.com/office/word/2023/wordml/word16du" xmlns:w16sdtdh="http://schemas.microsoft.com/office/word/2020/wordml/sdtdatahash" xmlns:w16sdtfl="http://schemas.microsoft.com/office/word/2024/wordml/sdtformatlock" xmlns:w16se="http://schemas.microsoft.com/office/word/2015/wordml/symex" xmlns:wpg="http://schemas.microsoft.com/office/word/2010/wordprocessingGroup" xmlns:wpi="http://schemas.microsoft.com/office/word/2010/wordprocessingInk" xmlns:wne="http://schemas.microsoft.com/office/word/2006/wordml" xmlns:wps="http://schemas.microsoft.com/office/word/2010/wordprocessingShape" mc:Ignorable="w14 w15 w16se w16cid w16 w16cex w16sdtdh w16sdtfl w16du wp14">
+  <w:abstractNum w:abstractNumId="0" w15:restartNumberingAfterBreak="0">
+    <w:nsid w:val="5CA74A6D"/>
+    <w:multiLevelType w:val="hybridMultilevel"/>
+    <w:tmpl w:val="B1FC8ED2"/>
+    <w:lvl w:ilvl="0" w:tplc="04190011">
+      <w:start w:val="1"/>
+      <w:numFmt w:val="decimal"/>
+      <w:lvlText w:val="%1)"/>
+      <w:lvlJc w:val="left"/>
+      <w:pPr>
+        <w:ind w:left="720" w:hanging="360"/>
+      </w:pPr>
+      <w:rPr>
+        <w:rFonts w:hint="default"/>
+      </w:rPr>
+    </w:lvl>
+    <w:lvl w:ilvl="1" w:tplc="04190019" w:tentative="1">
+      <w:start w:val="1"/>
+      <w:numFmt w:val="lowerLetter"/>
+      <w:lvlText w:val="%2."/>
+      <w:lvlJc w:val="left"/>
+      <w:pPr>
+        <w:ind w:left="1440" w:hanging="360"/>
+      </w:pPr>
+    </w:lvl>
+    <w:lvl w:ilvl="2" w:tplc="0419001B" w:tentative="1">
+      <w:start w:val="1"/>
+      <w:numFmt w:val="lowerRoman"/>
+      <w:lvlText w:val="%3."/>
+      <w:lvlJc w:val="right"/>
+      <w:pPr>
+        <w:ind w:left="2160" w:hanging="180"/>
+      </w:pPr>
+    </w:lvl>
+    <w:lvl w:ilvl="3" w:tplc="0419000F" w:tentative="1">
+      <w:start w:val="1"/>
+      <w:numFmt w:val="decimal"/>
+      <w:lvlText w:val="%4."/>
+      <w:lvlJc w:val="left"/>
+      <w:pPr>
+        <w:ind w:left="2880" w:hanging="360"/>
+      </w:pPr>
+    </w:lvl>
+    <w:lvl w:ilvl="4" w:tplc="04190019" w:tentative="1">
+      <w:start w:val="1"/>
+      <w:numFmt w:val="lowerLetter"/>
+      <w:lvlText w:val="%5."/>
+      <w:lvlJc w:val="left"/>
+      <w:pPr>
+        <w:ind w:left="3600" w:hanging="360"/>
+      </w:pPr>
+    </w:lvl>
+    <w:lvl w:ilvl="5" w:tplc="0419001B" w:tentative="1">
+      <w:start w:val="1"/>
+      <w:numFmt w:val="lowerRoman"/>
+      <w:lvlText w:val="%6."/>
+      <w:lvlJc w:val="right"/>
+      <w:pPr>
+        <w:ind w:left="4320" w:hanging="180"/>
+      </w:pPr>
+    </w:lvl>
+    <w:lvl w:ilvl="6" w:tplc="0419000F" w:tentative="1">
+      <w:start w:val="1"/>
+      <w:numFmt w:val="decimal"/>
+      <w:lvlText w:val="%7."/>
+      <w:lvlJc w:val="left"/>
+      <w:pPr>
+        <w:ind w:left="5040" w:hanging="360"/>
+      </w:pPr>
+    </w:lvl>
+    <w:lvl w:ilvl="7" w:tplc="04190019" w:tentative="1">
+      <w:start w:val="1"/>
+      <w:numFmt w:val="lowerLetter"/>
+      <w:lvlText w:val="%8."/>
+      <w:lvlJc w:val="left"/>
+      <w:pPr>
+        <w:ind w:left="5760" w:hanging="360"/>
+      </w:pPr>
+    </w:lvl>
+    <w:lvl w:ilvl="8" w:tplc="0419001B" w:tentative="1">
+      <w:start w:val="1"/>
+      <w:numFmt w:val="lowerRoman"/>
+      <w:lvlText w:val="%9."/>
+      <w:lvlJc w:val="right"/>
+      <w:pPr>
+        <w:ind w:left="6480" w:hanging="180"/>
+      </w:pPr>
+    </w:lvl>
+  </w:abstractNum>
+  <w:num w:numId="1" w16cid:durableId="80108128">
+    <w:abstractNumId w:val="0"/>
+  </w:num>
+</w:numbering>
+</file>
+
 <file path=word/styles.xml><?xml version="1.0" encoding="utf-8"?>
-<w:styles xmlns:mc="http://schemas.openxmlformats.org/markup-compatibility/2006" xmlns:r="http://schemas.openxmlformats.org/officeDocument/2006/relationships" xmlns:w="http://schemas.openxmlformats.org/wordprocessingml/2006/main" xmlns:w14="http://schemas.microsoft.com/office/word/2010/wordml" xmlns:w15="http://schemas.microsoft.com/office/word/2012/wordml" xmlns:w16cex="http://schemas.microsoft.com/office/word/2018/wordml/cex" xmlns:w16cid="http://schemas.microsoft.com/office/word/2016/wordml/cid" xmlns:w16="http://schemas.microsoft.com/office/word/2018/wordml" xmlns:w16sdtdh="http://schemas.microsoft.com/office/word/2020/wordml/sdtdatahash" xmlns:w16se="http://schemas.microsoft.com/office/word/2015/wordml/symex" mc:Ignorable="w14 w15 w16se w16cid w16 w16cex w16sdtdh">
+<w:styles xmlns:mc="http://schemas.openxmlformats.org/markup-compatibility/2006" xmlns:r="http://schemas.openxmlformats.org/officeDocument/2006/relationships" xmlns:w="http://schemas.openxmlformats.org/wordprocessingml/2006/main" xmlns:w14="http://schemas.microsoft.com/office/word/2010/wordml" xmlns:w15="http://schemas.microsoft.com/office/word/2012/wordml" xmlns:w16cex="http://schemas.microsoft.com/office/word/2018/wordml/cex" xmlns:w16cid="http://schemas.microsoft.com/office/word/2016/wordml/cid" xmlns:w16="http://schemas.microsoft.com/office/word/2018/wordml" xmlns:w16du="http://schemas.microsoft.com/office/word/2023/wordml/word16du" xmlns:w16sdtdh="http://schemas.microsoft.com/office/word/2020/wordml/sdtdatahash" xmlns:w16sdtfl="http://schemas.microsoft.com/office/word/2024/wordml/sdtformatlock" xmlns:w16se="http://schemas.microsoft.com/office/word/2015/wordml/symex" mc:Ignorable="w14 w15 w16se w16cid w16 w16cex w16sdtdh w16sdtfl w16du">
   <w:docDefaults>
     <w:rPrDefault>
       <w:rPr>
@@ -781,7 +2354,6 @@
   <w:style w:type="character" w:default="1" w:styleId="a0">
     <w:name w:val="Default Paragraph Font"/>
     <w:uiPriority w:val="1"/>
-    <w:semiHidden/>
     <w:unhideWhenUsed/>
   </w:style>
   <w:style w:type="table" w:default="1" w:styleId="a1">
@@ -804,6 +2376,17 @@
     <w:uiPriority w:val="99"/>
     <w:semiHidden/>
     <w:unhideWhenUsed/>
+  </w:style>
+  <w:style w:type="paragraph" w:styleId="a3">
+    <w:name w:val="List Paragraph"/>
+    <w:basedOn w:val="a"/>
+    <w:uiPriority w:val="34"/>
+    <w:qFormat/>
+    <w:rsid w:val="000D1377"/>
+    <w:pPr>
+      <w:ind w:left="720"/>
+      <w:contextualSpacing/>
+    </w:pPr>
   </w:style>
 </w:styles>
 </file>
